--- a/applications/2026-08-28_UpSlide_Senior-Product-Manager/cv-Nicolas-Wajs-UpSlide.docx
+++ b/applications/2026-08-28_UpSlide_Senior-Product-Manager/cv-Nicolas-Wajs-UpSlide.docx
@@ -28,7 +28,7 @@
     </w:p>
     <w:p>
       <w:r>
-        <w:t>Product Manager who has directly owned discovery-to-delivery for AI-native and SaaS products in financial services since 2022 (Opensee, then independent) — most recently shipping a broker-voting web application end-to-end on a full AI Software Development Lifecycle (Angular/.NET/SQL Server stack), from design to production go-live in under two months. That product ownership sits on top of a decade of prior, deep domain immersion inside investment banks, asset managers, and hedge funds (Sophis, FusionRisk platforms) — direct, hands-on fluency in how finance teams build and rely on PowerPoint decks, Excel models, and client-facing deliverables, including building Opensee's first PowerBI/PowerPoint reporting workflow with live Excel/Python/Tableau data connectors for HSBC AM. Combines AI/ML product instincts with rigorous quality-assurance discipline and strong product-discovery habits — talking to users, encoding real workflows into product, deciding from evidence.</w:t>
+        <w:t>Product Manager with ~4 years owning discovery-to-delivery for AI-native and SaaS products in financial services (Opensee, then independent) — most recently shipping a broker-voting web application end-to-end on a full AI Software Development Lifecycle (Angular/.NET/SQL Server stack), from design to production go-live in under two months. That direct product ownership sits on top of a prior decade inside investment banks, asset managers, and hedge funds (Sophis, FusionRisk platforms) — including leading functional QA that coordinated 80+ FTEs validating analytics and financial-model libraries pre-release, the direct precursor of the golden-dataset/regression-testing discipline an agent eval loop needs. Direct, hands-on fluency in how finance teams build and rely on PowerPoint decks, Excel models, and client-facing deliverables — including building Opensee's first PowerBI/PowerPoint reporting workflow with live Excel/Python/Tableau connectors for HSBC AM. Fluent English (C1+) · operates independently through ambiguous, undefined scopes by design since going freelance.</w:t>
       </w:r>
     </w:p>
     <w:p>
